--- a/lessons/10-5/homework.docx
+++ b/lessons/10-5/homework.docx
@@ -115,7 +115,7 @@
           <wp:inline distT="0" distB="0" distL="0" distR="0">
             <wp:extent cx="1047750" cy="790575"/>
             <wp:effectExtent t="0" r="0" b="0" l="0"/>
-            <wp:docPr id="1" name="" descr="" title=""/>
+            <wp:docPr id="1" name="repetition" descr="Picture illustrating the vocabulary word &quot;repetition&quot;" title="repetition"/>
             <wp:cNvGraphicFramePr>
               <a:graphicFrameLocks xmlns:a="http://schemas.openxmlformats.org/drawingml/2006/main" noChangeAspect="1"/>
             </wp:cNvGraphicFramePr>
@@ -178,7 +178,7 @@
           <wp:inline distT="0" distB="0" distL="0" distR="0">
             <wp:extent cx="1047750" cy="790575"/>
             <wp:effectExtent t="0" r="0" b="0" l="0"/>
-            <wp:docPr id="1" name="" descr="" title=""/>
+            <wp:docPr id="1" name="pattern" descr="Picture illustrating the vocabulary word &quot;pattern&quot;" title="pattern"/>
             <wp:cNvGraphicFramePr>
               <a:graphicFrameLocks xmlns:a="http://schemas.openxmlformats.org/drawingml/2006/main" noChangeAspect="1"/>
             </wp:cNvGraphicFramePr>
@@ -241,7 +241,7 @@
           <wp:inline distT="0" distB="0" distL="0" distR="0">
             <wp:extent cx="1047750" cy="790575"/>
             <wp:effectExtent t="0" r="0" b="0" l="0"/>
-            <wp:docPr id="1" name="" descr="" title=""/>
+            <wp:docPr id="1" name="pattern unit" descr="Picture illustrating the vocabulary word &quot;pattern unit&quot;" title="pattern unit"/>
             <wp:cNvGraphicFramePr>
               <a:graphicFrameLocks xmlns:a="http://schemas.openxmlformats.org/drawingml/2006/main" noChangeAspect="1"/>
             </wp:cNvGraphicFramePr>
@@ -304,7 +304,7 @@
           <wp:inline distT="0" distB="0" distL="0" distR="0">
             <wp:extent cx="1047750" cy="790575"/>
             <wp:effectExtent t="0" r="0" b="0" l="0"/>
-            <wp:docPr id="1" name="" descr="" title=""/>
+            <wp:docPr id="1" name="rhythm" descr="Picture illustrating the vocabulary word &quot;rhythm&quot;" title="rhythm"/>
             <wp:cNvGraphicFramePr>
               <a:graphicFrameLocks xmlns:a="http://schemas.openxmlformats.org/drawingml/2006/main" noChangeAspect="1"/>
             </wp:cNvGraphicFramePr>
@@ -367,7 +367,7 @@
           <wp:inline distT="0" distB="0" distL="0" distR="0">
             <wp:extent cx="1047750" cy="790575"/>
             <wp:effectExtent t="0" r="0" b="0" l="0"/>
-            <wp:docPr id="1" name="" descr="" title=""/>
+            <wp:docPr id="1" name="predictability" descr="Picture illustrating the vocabulary word &quot;predictability&quot;" title="predictability"/>
             <wp:cNvGraphicFramePr>
               <a:graphicFrameLocks xmlns:a="http://schemas.openxmlformats.org/drawingml/2006/main" noChangeAspect="1"/>
             </wp:cNvGraphicFramePr>
@@ -461,31 +461,31 @@
         <w:spacing w:after="40" w:before="0"/>
       </w:pPr>
       <w:r>
-        <w:t xml:space="preserve">     A. The same object or shape repeated multiple times</w:t>
-      </w:r>
-    </w:p>
-    <w:p>
-      <w:pPr>
-        <w:spacing w:after="40" w:before="0"/>
-      </w:pPr>
-      <w:r>
-        <w:t xml:space="preserve">     B. A set of different shapes arranged randomly</w:t>
-      </w:r>
-    </w:p>
-    <w:p>
-      <w:pPr>
-        <w:spacing w:after="40" w:before="0"/>
-      </w:pPr>
-      <w:r>
-        <w:t xml:space="preserve">     C. Shapes that vary in size and order of appearance</w:t>
-      </w:r>
-    </w:p>
-    <w:p>
-      <w:pPr>
-        <w:spacing w:after="40" w:before="0"/>
-      </w:pPr>
-      <w:r>
-        <w:t xml:space="preserve">     D. Any drawing that uses color</w:t>
+        <w:t xml:space="preserve">     A. A set of different shapes arranged randomly</w:t>
+      </w:r>
+    </w:p>
+    <w:p>
+      <w:pPr>
+        <w:spacing w:after="40" w:before="0"/>
+      </w:pPr>
+      <w:r>
+        <w:t xml:space="preserve">     B. Shapes that vary in size and order of appearance</w:t>
+      </w:r>
+    </w:p>
+    <w:p>
+      <w:pPr>
+        <w:spacing w:after="40" w:before="0"/>
+      </w:pPr>
+      <w:r>
+        <w:t xml:space="preserve">     C. Any drawing that uses color</w:t>
+      </w:r>
+    </w:p>
+    <w:p>
+      <w:pPr>
+        <w:spacing w:after="40" w:before="0"/>
+      </w:pPr>
+      <w:r>
+        <w:t xml:space="preserve">     D. The same object or shape repeated multiple times</w:t>
       </w:r>
     </w:p>
     <w:p>
@@ -516,15 +516,15 @@
         <w:spacing w:after="40" w:before="0"/>
       </w:pPr>
       <w:r>
-        <w:t xml:space="preserve">     A. Pink circle, purple square, blue triangle</w:t>
-      </w:r>
-    </w:p>
-    <w:p>
-      <w:pPr>
-        <w:spacing w:after="40" w:before="0"/>
-      </w:pPr>
-      <w:r>
-        <w:t xml:space="preserve">     B. Blue triangle, purple square, pink circle</w:t>
+        <w:t xml:space="preserve">     A. Blue triangle, purple square, pink circle</w:t>
+      </w:r>
+    </w:p>
+    <w:p>
+      <w:pPr>
+        <w:spacing w:after="40" w:before="0"/>
+      </w:pPr>
+      <w:r>
+        <w:t xml:space="preserve">     B. Pink circle, purple square, blue triangle</w:t>
       </w:r>
     </w:p>
     <w:p>
@@ -571,7 +571,62 @@
         <w:spacing w:after="40" w:before="0"/>
       </w:pPr>
       <w:r>
-        <w:t xml:space="preserve">     A. The blue triangle</w:t>
+        <w:t xml:space="preserve">     A. The pink circle</w:t>
+      </w:r>
+    </w:p>
+    <w:p>
+      <w:pPr>
+        <w:spacing w:after="40" w:before="0"/>
+      </w:pPr>
+      <w:r>
+        <w:t xml:space="preserve">     B. The blue triangle</w:t>
+      </w:r>
+    </w:p>
+    <w:p>
+      <w:pPr>
+        <w:spacing w:after="40" w:before="0"/>
+      </w:pPr>
+      <w:r>
+        <w:t xml:space="preserve">     C. The purple square</w:t>
+      </w:r>
+    </w:p>
+    <w:p>
+      <w:pPr>
+        <w:spacing w:after="40" w:before="0"/>
+      </w:pPr>
+      <w:r>
+        <w:t xml:space="preserve">     D. It cannot be determined</w:t>
+      </w:r>
+    </w:p>
+    <w:p>
+      <w:pPr>
+        <w:spacing w:after="60" w:before="120"/>
+      </w:pPr>
+      <w:r>
+        <w:rPr>
+          <w:color w:val="BBBBBB"/>
+        </w:rPr>
+        <w:t xml:space="preserve">______________________________________________________________________</w:t>
+      </w:r>
+    </w:p>
+    <w:p>
+      <w:pPr>
+        <w:spacing w:after="80" w:before="0"/>
+      </w:pPr>
+      <w:r>
+        <w:rPr>
+          <w:b/>
+          <w:bCs/>
+        </w:rPr>
+        <w:t xml:space="preserve">4. Same pattern. What is shape number 20?</w:t>
+      </w:r>
+    </w:p>
+    <w:p>
+      <w:pPr>
+        <w:spacing w:after="40" w:before="0"/>
+      </w:pPr>
+      <w:r>
+        <w:t xml:space="preserve">     A. The purple square</w:t>
       </w:r>
     </w:p>
     <w:p>
@@ -587,15 +642,15 @@
         <w:spacing w:after="40" w:before="0"/>
       </w:pPr>
       <w:r>
-        <w:t xml:space="preserve">     C. The purple square</w:t>
-      </w:r>
-    </w:p>
-    <w:p>
-      <w:pPr>
-        <w:spacing w:after="40" w:before="0"/>
-      </w:pPr>
-      <w:r>
-        <w:t xml:space="preserve">     D. It cannot be determined</w:t>
+        <w:t xml:space="preserve">     C. The blue triangle</w:t>
+      </w:r>
+    </w:p>
+    <w:p>
+      <w:pPr>
+        <w:spacing w:after="40" w:before="0"/>
+      </w:pPr>
+      <w:r>
+        <w:t xml:space="preserve">     D. The 20th shape starts a new pattern</w:t>
       </w:r>
     </w:p>
     <w:p>
@@ -618,39 +673,39 @@
           <w:b/>
           <w:bCs/>
         </w:rPr>
-        <w:t xml:space="preserve">4. Same pattern. What is shape number 20?</w:t>
-      </w:r>
-    </w:p>
-    <w:p>
-      <w:pPr>
-        <w:spacing w:after="40" w:before="0"/>
-      </w:pPr>
-      <w:r>
-        <w:t xml:space="preserve">     A. The purple square</w:t>
-      </w:r>
-    </w:p>
-    <w:p>
-      <w:pPr>
-        <w:spacing w:after="40" w:before="0"/>
-      </w:pPr>
-      <w:r>
-        <w:t xml:space="preserve">     B. The pink circle</w:t>
-      </w:r>
-    </w:p>
-    <w:p>
-      <w:pPr>
-        <w:spacing w:after="40" w:before="0"/>
-      </w:pPr>
-      <w:r>
-        <w:t xml:space="preserve">     C. The blue triangle</w:t>
-      </w:r>
-    </w:p>
-    <w:p>
-      <w:pPr>
-        <w:spacing w:after="40" w:before="0"/>
-      </w:pPr>
-      <w:r>
-        <w:t xml:space="preserve">     D. The 20th shape starts a new pattern</w:t>
+        <w:t xml:space="preserve">5. How many COMPLETE pattern units appear in the first 18 shapes of the circle-square-triangle border?</w:t>
+      </w:r>
+    </w:p>
+    <w:p>
+      <w:pPr>
+        <w:spacing w:after="40" w:before="0"/>
+      </w:pPr>
+      <w:r>
+        <w:t xml:space="preserve">     A. 3 units</w:t>
+      </w:r>
+    </w:p>
+    <w:p>
+      <w:pPr>
+        <w:spacing w:after="40" w:before="0"/>
+      </w:pPr>
+      <w:r>
+        <w:t xml:space="preserve">     B. 6 units</w:t>
+      </w:r>
+    </w:p>
+    <w:p>
+      <w:pPr>
+        <w:spacing w:after="40" w:before="0"/>
+      </w:pPr>
+      <w:r>
+        <w:t xml:space="preserve">     C. 9 units</w:t>
+      </w:r>
+    </w:p>
+    <w:p>
+      <w:pPr>
+        <w:spacing w:after="40" w:before="0"/>
+      </w:pPr>
+      <w:r>
+        <w:t xml:space="preserve">     D. 15 units</w:t>
       </w:r>
     </w:p>
     <w:p>
@@ -673,39 +728,7 @@
           <w:b/>
           <w:bCs/>
         </w:rPr>
-        <w:t xml:space="preserve">5. How many COMPLETE pattern units appear in the first 18 shapes of the circle-square-triangle border?</w:t>
-      </w:r>
-    </w:p>
-    <w:p>
-      <w:pPr>
-        <w:spacing w:after="40" w:before="0"/>
-      </w:pPr>
-      <w:r>
-        <w:t xml:space="preserve">     A. 6 units</w:t>
-      </w:r>
-    </w:p>
-    <w:p>
-      <w:pPr>
-        <w:spacing w:after="40" w:before="0"/>
-      </w:pPr>
-      <w:r>
-        <w:t xml:space="preserve">     B. 15 units</w:t>
-      </w:r>
-    </w:p>
-    <w:p>
-      <w:pPr>
-        <w:spacing w:after="40" w:before="0"/>
-      </w:pPr>
-      <w:r>
-        <w:t xml:space="preserve">     C. 9 units</w:t>
-      </w:r>
-    </w:p>
-    <w:p>
-      <w:pPr>
-        <w:spacing w:after="40" w:before="0"/>
-      </w:pPr>
-      <w:r>
-        <w:t xml:space="preserve">     D. 3 units</w:t>
+        <w:t xml:space="preserve">6. A painting shows circles whose colors, sizes, and thickness vary, along with the number of concentric circles inside each one. Describe how the painting demonstrates rhythm.</w:t>
       </w:r>
     </w:p>
     <w:p>
@@ -721,6 +744,39 @@
     </w:p>
     <w:p>
       <w:pPr>
+        <w:spacing w:after="60" w:before="120"/>
+      </w:pPr>
+      <w:r>
+        <w:rPr>
+          <w:color w:val="BBBBBB"/>
+        </w:rPr>
+        <w:t xml:space="preserve">______________________________________________________________________</w:t>
+      </w:r>
+    </w:p>
+    <w:p>
+      <w:pPr>
+        <w:spacing w:after="60" w:before="120"/>
+      </w:pPr>
+      <w:r>
+        <w:rPr>
+          <w:color w:val="BBBBBB"/>
+        </w:rPr>
+        <w:t xml:space="preserve">______________________________________________________________________</w:t>
+      </w:r>
+    </w:p>
+    <w:p>
+      <w:pPr>
+        <w:spacing w:after="60" w:before="120"/>
+      </w:pPr>
+      <w:r>
+        <w:rPr>
+          <w:color w:val="BBBBBB"/>
+        </w:rPr>
+        <w:t xml:space="preserve">______________________________________________________________________</w:t>
+      </w:r>
+    </w:p>
+    <w:p>
+      <w:pPr>
         <w:spacing w:after="80" w:before="0"/>
       </w:pPr>
       <w:r>
@@ -728,7 +784,39 @@
           <w:b/>
           <w:bCs/>
         </w:rPr>
-        <w:t xml:space="preserve">6. </w:t>
+        <w:t xml:space="preserve">7. How is a design with rhythm different from a pattern?</w:t>
+      </w:r>
+    </w:p>
+    <w:p>
+      <w:pPr>
+        <w:spacing w:after="40" w:before="0"/>
+      </w:pPr>
+      <w:r>
+        <w:t xml:space="preserve">     A. Rhythm uses shapes and a pattern does not</w:t>
+      </w:r>
+    </w:p>
+    <w:p>
+      <w:pPr>
+        <w:spacing w:after="40" w:before="0"/>
+      </w:pPr>
+      <w:r>
+        <w:t xml:space="preserve">     B. A pattern varies its shapes and rhythm never does</w:t>
+      </w:r>
+    </w:p>
+    <w:p>
+      <w:pPr>
+        <w:spacing w:after="40" w:before="0"/>
+      </w:pPr>
+      <w:r>
+        <w:t xml:space="preserve">     C. There is no difference between them</w:t>
+      </w:r>
+    </w:p>
+    <w:p>
+      <w:pPr>
+        <w:spacing w:after="40" w:before="0"/>
+      </w:pPr>
+      <w:r>
+        <w:t xml:space="preserve">     D. Rhythm varies size, orientation, and order, so it often lacks predictability; a pattern repeats in a regular order</w:t>
       </w:r>
     </w:p>
     <w:p>
@@ -744,6 +832,18 @@
     </w:p>
     <w:p>
       <w:pPr>
+        <w:spacing w:after="80" w:before="0"/>
+      </w:pPr>
+      <w:r>
+        <w:rPr>
+          <w:b/>
+          <w:bCs/>
+        </w:rPr>
+        <w:t xml:space="preserve">8. If a new row of circles were added to the rhythm painting, what would they look like? Explain your thinking.</w:t>
+      </w:r>
+    </w:p>
+    <w:p>
+      <w:pPr>
         <w:spacing w:after="60" w:before="120"/>
       </w:pPr>
       <w:r>
@@ -777,6 +877,17 @@
     </w:p>
     <w:p>
       <w:pPr>
+        <w:spacing w:after="60" w:before="120"/>
+      </w:pPr>
+      <w:r>
+        <w:rPr>
+          <w:color w:val="BBBBBB"/>
+        </w:rPr>
+        <w:t xml:space="preserve">______________________________________________________________________</w:t>
+      </w:r>
+    </w:p>
+    <w:p>
+      <w:pPr>
         <w:spacing w:after="80" w:before="0"/>
       </w:pPr>
       <w:r>
@@ -784,97 +895,206 @@
           <w:b/>
           <w:bCs/>
         </w:rPr>
-        <w:t xml:space="preserve">7. How is a design with rhythm different from a pattern?</w:t>
-      </w:r>
-    </w:p>
-    <w:p>
-      <w:pPr>
-        <w:spacing w:after="40" w:before="0"/>
-      </w:pPr>
-      <w:r>
-        <w:t xml:space="preserve">     A. Rhythm varies size, orientation, and order, so it often lacks predictability; a pattern repeats in a regular order</w:t>
-      </w:r>
-    </w:p>
-    <w:p>
-      <w:pPr>
-        <w:spacing w:after="40" w:before="0"/>
-      </w:pPr>
-      <w:r>
-        <w:t xml:space="preserve">     B. Rhythm uses shapes and a pattern does not</w:t>
-      </w:r>
-    </w:p>
-    <w:p>
-      <w:pPr>
-        <w:spacing w:after="40" w:before="0"/>
-      </w:pPr>
-      <w:r>
-        <w:t xml:space="preserve">     C. A pattern varies its shapes and rhythm never does</w:t>
-      </w:r>
-    </w:p>
-    <w:p>
-      <w:pPr>
-        <w:spacing w:after="40" w:before="0"/>
-      </w:pPr>
-      <w:r>
-        <w:t xml:space="preserve">     D. There is no difference between them</w:t>
-      </w:r>
-    </w:p>
-    <w:p>
-      <w:pPr>
-        <w:spacing w:after="60" w:before="120"/>
-      </w:pPr>
-      <w:r>
-        <w:rPr>
-          <w:color w:val="BBBBBB"/>
-        </w:rPr>
-        <w:t xml:space="preserve">______________________________________________________________________</w:t>
-      </w:r>
-    </w:p>
-    <w:p>
-      <w:pPr>
-        <w:spacing w:after="80" w:before="0"/>
-      </w:pPr>
-      <w:r>
-        <w:rPr>
-          <w:b/>
-          <w:bCs/>
-        </w:rPr>
-        <w:t xml:space="preserve">8. </w:t>
-      </w:r>
-    </w:p>
-    <w:p>
-      <w:pPr>
-        <w:spacing w:after="60" w:before="120"/>
-      </w:pPr>
-      <w:r>
-        <w:rPr>
-          <w:color w:val="BBBBBB"/>
-        </w:rPr>
-        <w:t xml:space="preserve">______________________________________________________________________</w:t>
-      </w:r>
-    </w:p>
-    <w:p>
-      <w:pPr>
-        <w:spacing w:after="60" w:before="120"/>
-      </w:pPr>
-      <w:r>
-        <w:rPr>
-          <w:color w:val="BBBBBB"/>
-        </w:rPr>
-        <w:t xml:space="preserve">______________________________________________________________________</w:t>
-      </w:r>
-    </w:p>
-    <w:p>
-      <w:pPr>
-        <w:spacing w:after="60" w:before="120"/>
-      </w:pPr>
-      <w:r>
-        <w:rPr>
-          <w:color w:val="BBBBBB"/>
-        </w:rPr>
-        <w:t xml:space="preserve">______________________________________________________________________</w:t>
-      </w:r>
-    </w:p>
+        <w:t xml:space="preserve">9. The border pattern repeats circle, square, triangle. Name the shape at each position.</w:t>
+      </w:r>
+    </w:p>
+    <w:tbl>
+      <w:tblPr>
+        <w:tblW w:type="pct" w:w="100%"/>
+        <w:tblBorders>
+          <w:top w:val="single" w:color="auto" w:sz="4"/>
+          <w:left w:val="single" w:color="auto" w:sz="4"/>
+          <w:bottom w:val="single" w:color="auto" w:sz="4"/>
+          <w:right w:val="single" w:color="auto" w:sz="4"/>
+          <w:insideH w:val="single" w:color="auto" w:sz="4"/>
+          <w:insideV w:val="single" w:color="auto" w:sz="4"/>
+        </w:tblBorders>
+      </w:tblPr>
+      <w:tblGrid>
+        <w:gridCol w:w="100"/>
+        <w:gridCol w:w="100"/>
+        <w:gridCol w:w="100"/>
+      </w:tblGrid>
+      <w:tr>
+        <w:trPr>
+          <w:tblHeader/>
+        </w:trPr>
+        <w:tc>
+          <w:tcPr>
+            <w:tcW w:type="pct" w:w="33%"/>
+          </w:tcPr>
+          <w:p>
+            <w:r>
+              <w:rPr>
+                <w:b/>
+                <w:bCs/>
+              </w:rPr>
+              <w:t xml:space="preserve">Position number</w:t>
+            </w:r>
+          </w:p>
+        </w:tc>
+        <w:tc>
+          <w:tcPr>
+            <w:tcW w:type="pct" w:w="33%"/>
+          </w:tcPr>
+          <w:p>
+            <w:r>
+              <w:rPr>
+                <w:b/>
+                <w:bCs/>
+              </w:rPr>
+              <w:t xml:space="preserve">Thinking with the unit of 3</w:t>
+            </w:r>
+          </w:p>
+        </w:tc>
+        <w:tc>
+          <w:tcPr>
+            <w:tcW w:type="pct" w:w="33%"/>
+          </w:tcPr>
+          <w:p>
+            <w:r>
+              <w:rPr>
+                <w:b/>
+                <w:bCs/>
+              </w:rPr>
+              <w:t xml:space="preserve">Shape</w:t>
+            </w:r>
+          </w:p>
+        </w:tc>
+      </w:tr>
+      <w:tr>
+        <w:tc>
+          <w:tcPr>
+            <w:tcW w:type="pct" w:w="33%"/>
+          </w:tcPr>
+          <w:p>
+            <w:r>
+              <w:rPr>
+                <w:b w:val="false"/>
+                <w:bCs w:val="false"/>
+              </w:rPr>
+              <w:t xml:space="preserve">7</w:t>
+            </w:r>
+          </w:p>
+        </w:tc>
+        <w:tc>
+          <w:tcPr>
+            <w:tcW w:type="pct" w:w="33%"/>
+          </w:tcPr>
+          <w:p>
+            <w:r>
+              <w:rPr>
+                <w:b w:val="false"/>
+                <w:bCs w:val="false"/>
+              </w:rPr>
+              <w:t xml:space="preserve">7 = 3 + 3 + 1, so it restarts</w:t>
+            </w:r>
+          </w:p>
+        </w:tc>
+        <w:tc>
+          <w:tcPr>
+            <w:tcW w:type="pct" w:w="33%"/>
+          </w:tcPr>
+          <w:p>
+            <w:r>
+              <w:rPr>
+                <w:b w:val="false"/>
+                <w:bCs w:val="false"/>
+              </w:rPr>
+              <w:t xml:space="preserve"> </w:t>
+            </w:r>
+          </w:p>
+        </w:tc>
+      </w:tr>
+      <w:tr>
+        <w:tc>
+          <w:tcPr>
+            <w:tcW w:type="pct" w:w="33%"/>
+          </w:tcPr>
+          <w:p>
+            <w:r>
+              <w:rPr>
+                <w:b w:val="false"/>
+                <w:bCs w:val="false"/>
+              </w:rPr>
+              <w:t xml:space="preserve">12</w:t>
+            </w:r>
+          </w:p>
+        </w:tc>
+        <w:tc>
+          <w:tcPr>
+            <w:tcW w:type="pct" w:w="33%"/>
+          </w:tcPr>
+          <w:p>
+            <w:r>
+              <w:rPr>
+                <w:b w:val="false"/>
+                <w:bCs w:val="false"/>
+              </w:rPr>
+              <w:t xml:space="preserve">12 = 3 × 4 exactly, ends a unit</w:t>
+            </w:r>
+          </w:p>
+        </w:tc>
+        <w:tc>
+          <w:tcPr>
+            <w:tcW w:type="pct" w:w="33%"/>
+          </w:tcPr>
+          <w:p>
+            <w:r>
+              <w:rPr>
+                <w:b w:val="false"/>
+                <w:bCs w:val="false"/>
+              </w:rPr>
+              <w:t xml:space="preserve"> </w:t>
+            </w:r>
+          </w:p>
+        </w:tc>
+      </w:tr>
+      <w:tr>
+        <w:tc>
+          <w:tcPr>
+            <w:tcW w:type="pct" w:w="33%"/>
+          </w:tcPr>
+          <w:p>
+            <w:r>
+              <w:rPr>
+                <w:b w:val="false"/>
+                <w:bCs w:val="false"/>
+              </w:rPr>
+              <w:t xml:space="preserve">20</w:t>
+            </w:r>
+          </w:p>
+        </w:tc>
+        <w:tc>
+          <w:tcPr>
+            <w:tcW w:type="pct" w:w="33%"/>
+          </w:tcPr>
+          <w:p>
+            <w:r>
+              <w:rPr>
+                <w:b w:val="false"/>
+                <w:bCs w:val="false"/>
+              </w:rPr>
+              <w:t xml:space="preserve">20 = 3 × 6 + 2, second in the unit</w:t>
+            </w:r>
+          </w:p>
+        </w:tc>
+        <w:tc>
+          <w:tcPr>
+            <w:tcW w:type="pct" w:w="33%"/>
+          </w:tcPr>
+          <w:p>
+            <w:r>
+              <w:rPr>
+                <w:b w:val="false"/>
+                <w:bCs w:val="false"/>
+              </w:rPr>
+              <w:t xml:space="preserve"> </w:t>
+            </w:r>
+          </w:p>
+        </w:tc>
+      </w:tr>
+    </w:tbl>
     <w:p>
       <w:pPr>
         <w:spacing w:after="60" w:before="120"/>
@@ -913,7 +1133,7 @@
           <w:b/>
           <w:bCs/>
         </w:rPr>
-        <w:t xml:space="preserve">1. A. The same object or shape repeated multiple times</w:t>
+        <w:t xml:space="preserve">1. D. The same object or shape repeated multiple times</w:t>
       </w:r>
     </w:p>
     <w:p>
@@ -945,7 +1165,7 @@
           <w:b/>
           <w:bCs/>
         </w:rPr>
-        <w:t xml:space="preserve">2. A. Pink circle, purple square, blue triangle</w:t>
+        <w:t xml:space="preserve">2. B. Pink circle, purple square, blue triangle</w:t>
       </w:r>
     </w:p>
     <w:p>
@@ -977,7 +1197,7 @@
           <w:b/>
           <w:bCs/>
         </w:rPr>
-        <w:t xml:space="preserve">3. A. The blue triangle</w:t>
+        <w:t xml:space="preserve">3. B. The blue triangle</w:t>
       </w:r>
     </w:p>
     <w:p>
@@ -1041,7 +1261,7 @@
           <w:b/>
           <w:bCs/>
         </w:rPr>
-        <w:t xml:space="preserve">5. A. 6 units</w:t>
+        <w:t xml:space="preserve">5. B. 6 units</w:t>
       </w:r>
     </w:p>
     <w:p>
@@ -1085,7 +1305,7 @@
           <w:b/>
           <w:bCs/>
         </w:rPr>
-        <w:t xml:space="preserve">7. A. Rhythm varies size, orientation, and order, so it often lacks predictability; a pattern repeats in a regular order</w:t>
+        <w:t xml:space="preserve">7. D. Rhythm varies size, orientation, and order, so it often lacks predictability; a pattern repeats in a regular order</w:t>
       </w:r>
     </w:p>
     <w:p>
@@ -1118,6 +1338,50 @@
           <w:bCs/>
         </w:rPr>
         <w:t xml:space="preserve">8. Open response — answers will vary.</w:t>
+      </w:r>
+    </w:p>
+    <w:p>
+      <w:pPr>
+        <w:spacing w:after="40" w:before="0"/>
+      </w:pPr>
+      <w:r>
+        <w:rPr>
+          <w:b/>
+          <w:bCs/>
+        </w:rPr>
+        <w:t xml:space="preserve">9. The border pattern repeats circle, square, triangle. Name the shape at each position.</w:t>
+      </w:r>
+    </w:p>
+    <w:p>
+      <w:pPr>
+        <w:spacing w:after="20" w:before="0"/>
+      </w:pPr>
+      <w:r>
+        <w:t xml:space="preserve">      → circle</w:t>
+      </w:r>
+    </w:p>
+    <w:p>
+      <w:pPr>
+        <w:spacing w:after="20" w:before="0"/>
+      </w:pPr>
+      <w:r>
+        <w:t xml:space="preserve">      → triangle</w:t>
+      </w:r>
+    </w:p>
+    <w:p>
+      <w:pPr>
+        <w:spacing w:after="20" w:before="0"/>
+      </w:pPr>
+      <w:r>
+        <w:t xml:space="preserve">      → square</w:t>
+      </w:r>
+    </w:p>
+    <w:p>
+      <w:pPr>
+        <w:spacing w:after="40" w:before="0"/>
+      </w:pPr>
+      <w:r>
+        <w:t xml:space="preserve"/>
       </w:r>
     </w:p>
     <w:sectPr>
@@ -1306,7 +1570,14 @@
 <file path=word/styles.xml><?xml version="1.0" encoding="utf-8"?>
 <w:styles xmlns:mc="http://schemas.openxmlformats.org/markup-compatibility/2006" xmlns:r="http://schemas.openxmlformats.org/officeDocument/2006/relationships" xmlns:w="http://schemas.openxmlformats.org/wordprocessingml/2006/main" xmlns:w14="http://schemas.microsoft.com/office/word/2010/wordml" xmlns:w15="http://schemas.microsoft.com/office/word/2012/wordml" mc:Ignorable="w14 w15">
   <w:docDefaults>
-    <w:rPrDefault/>
+    <w:rPrDefault>
+      <w:rPr>
+        <w:rFonts w:ascii="Arial" w:cs="Arial" w:eastAsia="Arial" w:hAnsi="Arial"/>
+        <w:sz w:val="22"/>
+        <w:szCs w:val="22"/>
+        <w:lang w:val="en-US"/>
+      </w:rPr>
+    </w:rPrDefault>
     <w:pPrDefault/>
   </w:docDefaults>
   <w:style w:type="paragraph" w:styleId="Title">
@@ -1324,10 +1595,16 @@
     <w:basedOn w:val="Normal"/>
     <w:next w:val="Normal"/>
     <w:qFormat/>
+    <w:pPr>
+      <w:keepNext/>
+    </w:pPr>
     <w:rPr>
-      <w:color w:val="2E74B5"/>
-      <w:sz w:val="32"/>
-      <w:szCs w:val="32"/>
+      <w:rFonts w:ascii="Arial" w:cs="Arial" w:eastAsia="Arial" w:hAnsi="Arial"/>
+      <w:b/>
+      <w:bCs/>
+      <w:color w:val="183E56"/>
+      <w:sz w:val="34"/>
+      <w:szCs w:val="34"/>
     </w:rPr>
   </w:style>
   <w:style w:type="paragraph" w:styleId="Heading2">
@@ -1335,8 +1612,14 @@
     <w:basedOn w:val="Normal"/>
     <w:next w:val="Normal"/>
     <w:qFormat/>
+    <w:pPr>
+      <w:keepNext/>
+    </w:pPr>
     <w:rPr>
-      <w:color w:val="2E74B5"/>
+      <w:rFonts w:ascii="Arial" w:cs="Arial" w:eastAsia="Arial" w:hAnsi="Arial"/>
+      <w:b/>
+      <w:bCs/>
+      <w:color w:val="176B70"/>
       <w:sz w:val="26"/>
       <w:szCs w:val="26"/>
     </w:rPr>

--- a/lessons/10-5/homework.docx
+++ b/lessons/10-5/homework.docx
@@ -1106,284 +1106,6 @@
         <w:t xml:space="preserve">______________________________________________________________________</w:t>
       </w:r>
     </w:p>
-    <w:p>
-      <w:r>
-        <w:br w:type="page"/>
-      </w:r>
-    </w:p>
-    <w:p>
-      <w:pPr>
-        <w:pStyle w:val="Heading1"/>
-        <w:spacing w:after="120"/>
-      </w:pPr>
-      <w:r>
-        <w:rPr>
-          <w:b/>
-          <w:bCs/>
-        </w:rPr>
-        <w:t xml:space="preserve">Answer Key (Teacher)</w:t>
-      </w:r>
-    </w:p>
-    <w:p>
-      <w:pPr>
-        <w:spacing w:after="40" w:before="0"/>
-      </w:pPr>
-      <w:r>
-        <w:rPr>
-          <w:b/>
-          <w:bCs/>
-        </w:rPr>
-        <w:t xml:space="preserve">1. D. The same object or shape repeated multiple times</w:t>
-      </w:r>
-    </w:p>
-    <w:p>
-      <w:pPr>
-        <w:spacing w:after="20" w:before="0"/>
-      </w:pPr>
-      <w:r>
-        <w:t xml:space="preserve">     Repetition involves one repeated object, shape, or form — and because of that, it has predictability.</w:t>
-      </w:r>
-    </w:p>
-    <w:p>
-      <w:pPr>
-        <w:spacing w:after="80" w:before="0"/>
-      </w:pPr>
-      <w:r>
-        <w:rPr>
-          <w:i/>
-          <w:iCs/>
-        </w:rPr>
-        <w:t xml:space="preserve">     Watch for: Calling every repeated design a 'pattern.' One identical shape repeated is repetition; a pattern needs a unit of shapes repeating in a regular order; and rhythm varies the shapes' size and order, so it is neither.</w:t>
-      </w:r>
-    </w:p>
-    <w:p>
-      <w:pPr>
-        <w:spacing w:after="40" w:before="0"/>
-      </w:pPr>
-      <w:r>
-        <w:rPr>
-          <w:b/>
-          <w:bCs/>
-        </w:rPr>
-        <w:t xml:space="preserve">2. B. Pink circle, purple square, blue triangle</w:t>
-      </w:r>
-    </w:p>
-    <w:p>
-      <w:pPr>
-        <w:spacing w:after="20" w:before="0"/>
-      </w:pPr>
-      <w:r>
-        <w:t xml:space="preserve">     The pattern unit is circle, square, triangle, so it repeats in the same order: a pink circle, a purple square, and a blue triangle.</w:t>
-      </w:r>
-    </w:p>
-    <w:p>
-      <w:pPr>
-        <w:spacing w:after="80" w:before="0"/>
-      </w:pPr>
-      <w:r>
-        <w:rPr>
-          <w:i/>
-          <w:iCs/>
-        </w:rPr>
-        <w:t xml:space="preserve">     Watch for: Calling every repeated design a 'pattern.' One identical shape repeated is repetition; a pattern needs a unit of shapes repeating in a regular order; and rhythm varies the shapes' size and order, so it is neither.</w:t>
-      </w:r>
-    </w:p>
-    <w:p>
-      <w:pPr>
-        <w:spacing w:after="40" w:before="0"/>
-      </w:pPr>
-      <w:r>
-        <w:rPr>
-          <w:b/>
-          <w:bCs/>
-        </w:rPr>
-        <w:t xml:space="preserve">3. B. The blue triangle</w:t>
-      </w:r>
-    </w:p>
-    <w:p>
-      <w:pPr>
-        <w:spacing w:after="20" w:before="0"/>
-      </w:pPr>
-      <w:r>
-        <w:t xml:space="preserve">     12 ÷ 3 = 4 with no remainder, so shape 12 ends a complete unit — the triangle, which is the last shape of the unit.</w:t>
-      </w:r>
-    </w:p>
-    <w:p>
-      <w:pPr>
-        <w:spacing w:after="80" w:before="0"/>
-      </w:pPr>
-      <w:r>
-        <w:rPr>
-          <w:i/>
-          <w:iCs/>
-        </w:rPr>
-        <w:t xml:space="preserve">     Watch for: Calling every repeated design a 'pattern.' One identical shape repeated is repetition; a pattern needs a unit of shapes repeating in a regular order; and rhythm varies the shapes' size and order, so it is neither.</w:t>
-      </w:r>
-    </w:p>
-    <w:p>
-      <w:pPr>
-        <w:spacing w:after="40" w:before="0"/>
-      </w:pPr>
-      <w:r>
-        <w:rPr>
-          <w:b/>
-          <w:bCs/>
-        </w:rPr>
-        <w:t xml:space="preserve">4. A. The purple square</w:t>
-      </w:r>
-    </w:p>
-    <w:p>
-      <w:pPr>
-        <w:spacing w:after="20" w:before="0"/>
-      </w:pPr>
-      <w:r>
-        <w:t xml:space="preserve">     20 ÷ 3 = 6 remainder 2 (since 6 × 3 = 18 and 20 − 18 = 2), and the second shape in the unit is the purple square.</w:t>
-      </w:r>
-    </w:p>
-    <w:p>
-      <w:pPr>
-        <w:spacing w:after="80" w:before="0"/>
-      </w:pPr>
-      <w:r>
-        <w:rPr>
-          <w:i/>
-          <w:iCs/>
-        </w:rPr>
-        <w:t xml:space="preserve">     Watch for: Calling every repeated design a 'pattern.' One identical shape repeated is repetition; a pattern needs a unit of shapes repeating in a regular order; and rhythm varies the shapes' size and order, so it is neither.</w:t>
-      </w:r>
-    </w:p>
-    <w:p>
-      <w:pPr>
-        <w:spacing w:after="40" w:before="0"/>
-      </w:pPr>
-      <w:r>
-        <w:rPr>
-          <w:b/>
-          <w:bCs/>
-        </w:rPr>
-        <w:t xml:space="preserve">5. B. 6 units</w:t>
-      </w:r>
-    </w:p>
-    <w:p>
-      <w:pPr>
-        <w:spacing w:after="20" w:before="0"/>
-      </w:pPr>
-      <w:r>
-        <w:t xml:space="preserve">     Each unit is 3 shapes, and 18 ÷ 3 = 6 complete units.</w:t>
-      </w:r>
-    </w:p>
-    <w:p>
-      <w:pPr>
-        <w:spacing w:after="80" w:before="0"/>
-      </w:pPr>
-      <w:r>
-        <w:rPr>
-          <w:i/>
-          <w:iCs/>
-        </w:rPr>
-        <w:t xml:space="preserve">     Watch for: Calling every repeated design a 'pattern.' One identical shape repeated is repetition; a pattern needs a unit of shapes repeating in a regular order; and rhythm varies the shapes' size and order, so it is neither.</w:t>
-      </w:r>
-    </w:p>
-    <w:p>
-      <w:pPr>
-        <w:spacing w:after="40" w:before="0"/>
-      </w:pPr>
-      <w:r>
-        <w:rPr>
-          <w:b/>
-          <w:bCs/>
-        </w:rPr>
-        <w:t xml:space="preserve">6. Open response — answers will vary.</w:t>
-      </w:r>
-    </w:p>
-    <w:p>
-      <w:pPr>
-        <w:spacing w:after="40" w:before="0"/>
-      </w:pPr>
-      <w:r>
-        <w:rPr>
-          <w:b/>
-          <w:bCs/>
-        </w:rPr>
-        <w:t xml:space="preserve">7. D. Rhythm varies size, orientation, and order, so it often lacks predictability; a pattern repeats in a regular order</w:t>
-      </w:r>
-    </w:p>
-    <w:p>
-      <w:pPr>
-        <w:spacing w:after="20" w:before="0"/>
-      </w:pPr>
-      <w:r>
-        <w:t xml:space="preserve">     A pattern repeats its unit in a regular arrangement, so it is predictable. Rhythm keeps the same objects but varies how they appear, giving flow without predictability.</w:t>
-      </w:r>
-    </w:p>
-    <w:p>
-      <w:pPr>
-        <w:spacing w:after="80" w:before="0"/>
-      </w:pPr>
-      <w:r>
-        <w:rPr>
-          <w:i/>
-          <w:iCs/>
-        </w:rPr>
-        <w:t xml:space="preserve">     Watch for: Calling every repeated design a 'pattern.' One identical shape repeated is repetition; a pattern needs a unit of shapes repeating in a regular order; and rhythm varies the shapes' size and order, so it is neither.</w:t>
-      </w:r>
-    </w:p>
-    <w:p>
-      <w:pPr>
-        <w:spacing w:after="40" w:before="0"/>
-      </w:pPr>
-      <w:r>
-        <w:rPr>
-          <w:b/>
-          <w:bCs/>
-        </w:rPr>
-        <w:t xml:space="preserve">8. Open response — answers will vary.</w:t>
-      </w:r>
-    </w:p>
-    <w:p>
-      <w:pPr>
-        <w:spacing w:after="40" w:before="0"/>
-      </w:pPr>
-      <w:r>
-        <w:rPr>
-          <w:b/>
-          <w:bCs/>
-        </w:rPr>
-        <w:t xml:space="preserve">9. The border pattern repeats circle, square, triangle. Name the shape at each position.</w:t>
-      </w:r>
-    </w:p>
-    <w:p>
-      <w:pPr>
-        <w:spacing w:after="20" w:before="0"/>
-      </w:pPr>
-      <w:r>
-        <w:t xml:space="preserve">      → circle</w:t>
-      </w:r>
-    </w:p>
-    <w:p>
-      <w:pPr>
-        <w:spacing w:after="20" w:before="0"/>
-      </w:pPr>
-      <w:r>
-        <w:t xml:space="preserve">      → triangle</w:t>
-      </w:r>
-    </w:p>
-    <w:p>
-      <w:pPr>
-        <w:spacing w:after="20" w:before="0"/>
-      </w:pPr>
-      <w:r>
-        <w:t xml:space="preserve">      → square</w:t>
-      </w:r>
-    </w:p>
-    <w:p>
-      <w:pPr>
-        <w:spacing w:after="40" w:before="0"/>
-      </w:pPr>
-      <w:r>
-        <w:t xml:space="preserve"/>
-      </w:r>
-    </w:p>
     <w:sectPr>
       <w:pgSz w:w="11906" w:h="16838" w:orient="portrait"/>
       <w:pgMar w:top="720" w:right="900" w:bottom="720" w:left="900" w:header="708" w:footer="708" w:gutter="0"/>
